--- a/zht/docx/11.content.docx
+++ b/zht/docx/11.content.docx
@@ -11,6 +11,15 @@
         <w:pStyle w:val="Heading2"/>
       </w:pPr>
       <w:r>
+        <w:t>Resource: 研讀筆記 (Tyndale)</w:t>
+      </w:r>
+      <w:r/>
+    </w:p>
+    <w:p>
+      <w:pPr>
+        <w:pStyle w:val="Heading2"/>
+      </w:pPr>
+      <w:r>
         <w:t>License Information</w:t>
       </w:r>
       <w:r/>
@@ -21,7 +30,7 @@
         <w:rPr>
           <w:b/>
         </w:rPr>
-        <w:t>Study Notes (Tyndale)</w:t>
+        <w:t>研讀筆記 (Tyndale)</w:t>
       </w:r>
       <w:r>
         <w:t xml:space="preserve"> (Chinese (Traditional)) is based on</w:t>
@@ -74,7 +83,7 @@
         <w:pStyle w:val="Heading1"/>
       </w:pPr>
       <w:r>
-        <w:t>Study Notes (Tyndale)</w:t>
+        <w:t>研讀筆記 (Tyndale)</w:t>
       </w:r>
     </w:p>
     <w:p>
@@ -83,6 +92,50 @@
           <w:headerReference w:type="even" r:id="rId8"/>
           <w:headerReference w:type="default" r:id="rId9"/>
           <w:footerReference w:type="default" r:id="rId10"/>
+          <w:footnotePr>
+            <w:numRestart w:val="eachSect"/>
+          </w:footnotePr>
+          <w:type w:val="continuous"/>
+          <w:pgSz w:w="12240" w:h="15840" w:code="1"/>
+          <w:pgMar w:top="1440" w:right="1440" w:bottom="1440" w:left="1440" w:header="504" w:footer="504" w:gutter="0"/>
+          <w:cols w:space="708"/>
+          <w:titlePg/>
+          <w:docGrid w:linePitch="360"/>
+        </w:sectPr>
+      </w:pPr>
+    </w:p>
+    <w:p>
+      <w:r/>
+    </w:p>
+    <w:p>
+      <w:pPr>
+        <w:pStyle w:val="Heading2"/>
+      </w:pPr>
+      <w:r>
+        <w:t>1KI</w:t>
+      </w:r>
+      <w:r/>
+    </w:p>
+    <w:p>
+      <w:r/>
+      <w:r>
+        <w:rPr>
+          <w:i/>
+        </w:rPr>
+        <w:t>列王紀上 1:1–3, 列王紀上 1:1–2.12, 列王紀上 1:5–6, 列王紀上 1:7, 列王紀上 1:8, 列王紀上 1:9, 列王紀上 1:11–14, 列王紀上 1:28–30, 列王紀上 1:31–32, 列王紀上 1:33, 列王紀上 1:34, 列王紀上 1:35, 列王紀上 1:38, 列王紀上 1:39, 列王紀上 1:40–41, 列王紀上 1:42–49, 列王紀上 1:50–53, 列王紀上 2:1–12, 列王紀上 2:2, 列王紀上 2:2–4, 列王紀上 2:5–6, 列王紀上 2:7, 列王紀上 2:7–9, 列王紀上 2:8, 列王紀上 2:10–12, 列王紀上 2:13–15, 列王紀上 2:16–18, 列王紀上 2:19–21, 列王紀上 2:22–25, 列王紀上 2:26–27, 列王紀上 2:26–35, 列王紀上 2:28–29, 列王紀上 2:36–38, 列王紀上 2:39–46, 列王紀上 3:1, 列王紀上 3:2–3, 列王紀上 3:4, 列王紀上 3:4–15, 列王紀上 3:6, 列王紀上 3:7–9, 列王紀上 3:10–12, 列王紀上 3:15, 列王紀上 3:16, 列王紀上 3:16–28, 列王紀上 3:28, 列王紀上 4:2, 列王紀上 4:3, 列王紀上 4:4, 列王紀上 4:5, 列王紀上 4:6, 列王紀上 4:7–19, 列王紀上 4:20–21, 列王紀上 4:22–23, 列王紀上 4:24–25, 列王紀上 4:26, 列王紀上 4:29–30, 列王紀上 4:31, 列王紀上 4:32–34, 列王紀上 5:1–18, 列王紀上 5:2–6, 列王紀上 5:3, 列王紀上 5:4–5, 列王紀上 5:6, 列王紀上 5:7, 列王紀上 5:7–12, 列王紀上 5:13, 列王紀上 5:13–18, 列王紀上 5:16, 列王紀上 5:17–18, 列王紀上 6:1, 列王紀上 6:1–8:66, 列王紀上 6:2, 列王紀上 6:3–4, 列王紀上 6:11–13, 列王紀上 6:14–35, 列王紀上 6:15–18, 列王紀上 6:19–22, 列王紀上 6:23–28, 列王紀上 6:36–38, 列王紀上 6:38, 列王紀上 7:1–12, 列王紀上 7:2–5, 列王紀上 7:6–8, 列王紀上 7:9–11, 列王紀上 7:12, 列王紀上 7:13–14, 列王紀上 7:15–22, 列王紀上 7:23–26, 列王紀上 7:27–39, 列王紀上 7:40–45, 列王紀上 7:46–47, 列王紀上 7:48–49, 列王紀上 7:50–51, 列王紀上 8:1, 列王紀上 8:1–66, 列王紀上 8:2, 列王紀上 8:3–4, 列王紀上 8:5, 列王紀上 8:8, 列王紀上 8:9, 列王紀上 8:10–11, 列王紀上 8:12–13, 列王紀上 8:12–21, 列王紀上 8:14–16, 列王紀上 8:22, 列王紀上 8:22–61, 列王紀上 8:23–26, 列王紀上 8:29–51, 列王紀上 8:31–32, 列王紀上 8:33–34, 列王紀上 8:35–36, 列王紀上 8:37–40, 列王紀上 8:41–43, 列王紀上 8:44–45, 列王紀上 8:46–51, 列王紀上 8:52–53, 列王紀上 8:54–56, 列王紀上 8:57–61, 列王紀上 8:62–66, 列王紀上 8:65, 列王紀上 9:2, 列王紀上 9:3–9, 列王紀上 9:10–14, 列王紀上 9:15, 列王紀上 9:15–24, 列王紀上 9:16, 列王紀上 9:17–18, 列王紀上 9:20–23, 列王紀上 9:21, 列王紀上 9:24, 列王紀上 9:25, 列王紀上 9:26–28, 列王紀上 10:1, 列王紀上 10:1–13, 列王紀上 10:2, 列王紀上 10:3–5, 列王紀上 10:6–9, 列王紀上 10:10–12, 列王紀上 10:11, 列王紀上 10:13, 列王紀上 10:14–15, 列王紀上 10:14–29, 列王紀上 10:16–17, 列王紀上 10:18–21, 列王紀上 10:22, 列王紀上 10:26, 列王紀上 10:28–29, 列王紀上 11:1–3, 列王紀上 11:4–8, 列王紀上 11:5, 列王紀上 11:7, 列王紀上 11:9–10, 列王紀上 11:11–13, 列王紀上 11:14–22, 列王紀上 11:14–40, 列王紀上 11:23–25, 列王紀上 11:26–40, 列王紀上 11:27–28, 列王紀上 11:29–32, 列王紀上 11:29–39, 列王紀上 11:34, 列王紀上 11:34–39, 列王紀上 11:36, 列王紀上 11:38, 列王紀上 11:39, 列王紀上 11:40, 列王紀上 11:41–43, 列王紀上 12:1, 列王紀上 12:4, 列王紀上 12:5, 列王紀上 12:6–7, 列王紀上 12:8–10, 列王紀上 12:11, 列王紀上 12:12–17, 列王紀上 12:18, 列王紀上 12:21–24, 列王紀上 12:25, 列王紀上 12:25–33, 列王紀上 12:26–27, 列王紀上 12:28, 列王紀上 12:29–30, 列王紀上 12:31, 列王紀上 12:32–33, 列王紀上 13:1–10, 列王紀上 13:3, 列王紀上 13:4–5, 列王紀上 13:6, 列王紀上 13:7, 列王紀上 13:11–19, 列王紀上 13:20–22, 列王紀上 13:23–26, 列王紀上 13:30, 列王紀上 13:32, 列王紀上 13:33–34, 列王紀上 14:2, 列王紀上 14:3, 列王紀上 14:5, 列王紀上 14:7, 列王紀上 14:8–9, 列王紀上 14:11, 列王紀上 14:14, 列王紀上 14:15, 列王紀上 14:17–18, 列王紀上 14:19–20, 列王紀上 14:21, 列王紀上 14:21–31, 列王紀上 14:22, 列王紀上 14:23–24, 列王紀上 14:25, 列王紀上 14:26–28, 列王紀上 14:29–31, 列王紀上 15:1, 列王紀上 15:1–8, 列王紀上 15:2, 列王紀上 15:3–5, 列王紀上 15:6, 列王紀上 15:7, 列王紀上 15:9, 列王紀上 15:10, 列王紀上 15:11–13, 列王紀上 15:14–15, 列王紀上 15:16, 列王紀上 15:17, 列王紀上 15:18–19, 列王紀上 15:20–22, 列王紀上 15:23, 列王紀上 15:25–31, 列王紀上 15:27–29, 列王紀上 15:30–31, 列王紀上 15:32–34, 列王紀上 16:1, 列王紀上 16:2–4, 列王紀上 16:5–7, 列王紀上 16:9–10, 列王紀上 16:11–12, 列王紀上 16:15–17, 列王紀上 16:18–19, 列王紀上 16:21–22, 列王紀上 16:23, 列王紀上 16:24, 列王紀上 16:25–26, 列王紀上 16:27–28, 列王紀上 16:31–33, 列王紀上 16:34, 列王紀上 17:1, 列王紀上 17:1–19:21, 列王紀上 17:2–7, 列王紀上 17:9–11, 列王紀上 17:9–16, 列王紀上 17:12, 列王紀上 17:13–14, 列王紀上 17:15–16, 列王紀上 17:17, 列王紀上 17:17–24, 列王紀上 17:18, 列王紀上 17:19, 列王紀上 17:20, 列王紀上 17:21, 列王紀上 17:22–24, 列王紀上 18:2, 列王紀上 18:3–6, 列王紀上 18:4, 列王紀上 18:10, 列王紀上 18:12–15, 列王紀上 18:16–18, 列王紀上 18:19–20, 列王紀上 18:21, 列王紀上 18:22, 列王紀上 18:23–24, 列王紀上 18:27, 列王紀上 18:28–29, 列王紀上 18:31–32, 列王紀上 18:33–35, 列王紀上 18:36, 列王紀上 18:37, 列王紀上 18:38–39, 列王紀上 18:41–45, 列王紀上 18:46, 列王紀上 19:2, 列王紀上 19:3, 列王紀上 19:4, 列王紀上 19:5–7, 列王紀上 19:8, 列王紀上 19:9–10, 列王紀上 19:11–12, 列王紀上 19:13–14, 列王紀上 19:15–17, 列王紀上 19:18, 列王紀上 19:19, 列王紀上 19:19–21, 列王紀上 19:21, 列王紀上 20:1, 列王紀上 20:2–4, 列王紀上 20:7–9, 列王紀上 20:10–11, 列王紀上 20:12, 列王紀上 20:13–16, 列王紀上 20:13–34, 列王紀上 20:17, 列王紀上 20:20–22, 列王紀上 20:23, 列王紀上 20:24–25, 列王紀上 20:26, 列王紀上 20:27–30, 列王紀上 20:31, 列王紀上 20:32–33, 列王紀上 20:34, 列王紀上 20:35–43, 列王紀上 20:36, 列王紀上 20:42, 列王紀上 20:42–43, 列王紀上 21:1, 列王紀上 21:1–16, 列王紀上 21:2–3, 列王紀上 21:4, 列王紀上 21:7, 列王紀上 21:8–9, 列王紀上 21:10, 列王紀上 21:13–14, 列王紀上 21:17–22, 列王紀上 21:25–26, 列王紀上 21:27–29, 列王紀上 22:1, 列王紀上 22:2–4, 列王紀上 22:5–9, 列王紀上 22:10, 列王紀上 22:13–14, 列王紀上 22:15–16, 列王紀上 22:17, 列王紀上 22:19–23, 列王紀上 22:24–25, 列王紀上 22:29–33, 列王紀上 22:34–36, 列王紀上 22:37–38, 列王紀上 22:39–40, 列王紀上 22:41–50, 列王紀上 22:43–44, 列王紀上 22:46, 列王紀上 22:47, 列王紀上 22:48–49, 列王紀上 22:51–53</w:t>
+      </w:r>
+    </w:p>
+    <w:p>
+      <w:r/>
+      <w:r>
+        <w:t xml:space="preserve"> </w:t>
+      </w:r>
+      <w:r/>
+      <w:r/>
+    </w:p>
+    <w:p>
+      <w:pPr>
+        <w:sectPr>
           <w:footnotePr>
             <w:numRestart w:val="eachSect"/>
           </w:footnotePr>

--- a/zht/docx/11.content.docx
+++ b/zht/docx/11.content.docx
@@ -163,13 +163,6 @@
         <w:rPr>
           <w:lang w:val="zh_TW" w:bidi="zh_TW"/>
         </w:rPr>
-      </w:r>
-      <w:r>
-        <w:rPr>
-          <w:i/>
-          <w:lang w:val="zh_TW" w:bidi="zh_TW"/>
-        </w:rPr>
-        <w:t>列王紀上 1:1–3, 列王紀上 1:1–2.12, 列王紀上 1:5–6, 列王紀上 1:7, 列王紀上 1:8, 列王紀上 1:9, 列王紀上 1:11–14, 列王紀上 1:28–30, 列王紀上 1:31–32, 列王紀上 1:33, 列王紀上 1:34, 列王紀上 1:35, 列王紀上 1:38, 列王紀上 1:39, 列王紀上 1:40–41, 列王紀上 1:42–49, 列王紀上 1:50–53, 列王紀上 2:1–12, 列王紀上 2:2, 列王紀上 2:2–4, 列王紀上 2:5–6, 列王紀上 2:7, 列王紀上 2:7–9, 列王紀上 2:8, 列王紀上 2:10–12, 列王紀上 2:13–15, 列王紀上 2:16–18, 列王紀上 2:19–21, 列王紀上 2:22–25, 列王紀上 2:26–27, 列王紀上 2:26–35, 列王紀上 2:28–29, 列王紀上 2:36–38, 列王紀上 2:39–46, 列王紀上 3:1, 列王紀上 3:2–3, 列王紀上 3:4, 列王紀上 3:4–15, 列王紀上 3:6, 列王紀上 3:7–9, 列王紀上 3:10–12, 列王紀上 3:15, 列王紀上 3:16, 列王紀上 3:16–28, 列王紀上 3:28, 列王紀上 4:2, 列王紀上 4:3, 列王紀上 4:4, 列王紀上 4:5, 列王紀上 4:6, 列王紀上 4:7–19, 列王紀上 4:20–21, 列王紀上 4:22–23, 列王紀上 4:24–25, 列王紀上 4:26, 列王紀上 4:29–30, 列王紀上 4:31, 列王紀上 4:32–34, 列王紀上 5:1–18, 列王紀上 5:2–6, 列王紀上 5:3, 列王紀上 5:4–5, 列王紀上 5:6, 列王紀上 5:7, 列王紀上 5:7–12, 列王紀上 5:13, 列王紀上 5:13–18, 列王紀上 5:16, 列王紀上 5:17–18, 列王紀上 6:1, 列王紀上 6:1–8:66, 列王紀上 6:2, 列王紀上 6:3–4, 列王紀上 6:11–13, 列王紀上 6:14–35, 列王紀上 6:15–18, 列王紀上 6:19–22, 列王紀上 6:23–28, 列王紀上 6:36–38, 列王紀上 6:38, 列王紀上 7:1–12, 列王紀上 7:2–5, 列王紀上 7:6–8, 列王紀上 7:9–11, 列王紀上 7:12, 列王紀上 7:13–14, 列王紀上 7:15–22, 列王紀上 7:23–26, 列王紀上 7:27–39, 列王紀上 7:40–45, 列王紀上 7:46–47, 列王紀上 7:48–49, 列王紀上 7:50–51, 列王紀上 8:1, 列王紀上 8:1–66, 列王紀上 8:2, 列王紀上 8:3–4, 列王紀上 8:5, 列王紀上 8:8, 列王紀上 8:9, 列王紀上 8:10–11, 列王紀上 8:12–13, 列王紀上 8:12–21, 列王紀上 8:14–16, 列王紀上 8:22, 列王紀上 8:22–61, 列王紀上 8:23–26, 列王紀上 8:29–51, 列王紀上 8:31–32, 列王紀上 8:33–34, 列王紀上 8:35–36, 列王紀上 8:37–40, 列王紀上 8:41–43, 列王紀上 8:44–45, 列王紀上 8:46–51, 列王紀上 8:52–53, 列王紀上 8:54–56, 列王紀上 8:57–61, 列王紀上 8:62–66, 列王紀上 8:65, 列王紀上 9:2, 列王紀上 9:3–9, 列王紀上 9:10–14, 列王紀上 9:15, 列王紀上 9:15–24, 列王紀上 9:16, 列王紀上 9:17–18, 列王紀上 9:20–23, 列王紀上 9:21, 列王紀上 9:24, 列王紀上 9:25, 列王紀上 9:26–28, 列王紀上 10:1, 列王紀上 10:1–13, 列王紀上 10:2, 列王紀上 10:3–5, 列王紀上 10:6–9, 列王紀上 10:10–12, 列王紀上 10:11, 列王紀上 10:13, 列王紀上 10:14–15, 列王紀上 10:14–29, 列王紀上 10:16–17, 列王紀上 10:18–21, 列王紀上 10:22, 列王紀上 10:26, 列王紀上 10:28–29, 列王紀上 11:1–3, 列王紀上 11:4–8, 列王紀上 11:5, 列王紀上 11:7, 列王紀上 11:9–10, 列王紀上 11:11–13, 列王紀上 11:14–22, 列王紀上 11:14–40, 列王紀上 11:23–25, 列王紀上 11:26–40, 列王紀上 11:27–28, 列王紀上 11:29–32, 列王紀上 11:29–39, 列王紀上 11:34, 列王紀上 11:34–39, 列王紀上 11:36, 列王紀上 11:38, 列王紀上 11:39, 列王紀上 11:40, 列王紀上 11:41–43, 列王紀上 12:1, 列王紀上 12:4, 列王紀上 12:5, 列王紀上 12:6–7, 列王紀上 12:8–10, 列王紀上 12:11, 列王紀上 12:12–17, 列王紀上 12:18, 列王紀上 12:21–24, 列王紀上 12:25, 列王紀上 12:25–33, 列王紀上 12:26–27, 列王紀上 12:28, 列王紀上 12:29–30, 列王紀上 12:31, 列王紀上 12:32–33, 列王紀上 13:1–10, 列王紀上 13:3, 列王紀上 13:4–5, 列王紀上 13:6, 列王紀上 13:7, 列王紀上 13:11–19, 列王紀上 13:20–22, 列王紀上 13:23–26, 列王紀上 13:30, 列王紀上 13:32, 列王紀上 13:33–34, 列王紀上 14:2, 列王紀上 14:3, 列王紀上 14:5, 列王紀上 14:7, 列王紀上 14:8–9, 列王紀上 14:11, 列王紀上 14:14, 列王紀上 14:15, 列王紀上 14:17–18, 列王紀上 14:19–20, 列王紀上 14:21, 列王紀上 14:21–31, 列王紀上 14:22, 列王紀上 14:23–24, 列王紀上 14:25, 列王紀上 14:26–28, 列王紀上 14:29–31, 列王紀上 15:1, 列王紀上 15:1–8, 列王紀上 15:2, 列王紀上 15:3–5, 列王紀上 15:6, 列王紀上 15:7, 列王紀上 15:9, 列王紀上 15:10, 列王紀上 15:11–13, 列王紀上 15:14–15, 列王紀上 15:16, 列王紀上 15:17, 列王紀上 15:18–19, 列王紀上 15:20–22, 列王紀上 15:23, 列王紀上 15:25–31, 列王紀上 15:27–29, 列王紀上 15:30–31, 列王紀上 15:32–34, 列王紀上 16:1, 列王紀上 16:2–4, 列王紀上 16:5–7, 列王紀上 16:9–10, 列王紀上 16:11–12, 列王紀上 16:15–17, 列王紀上 16:18–19, 列王紀上 16:21–22, 列王紀上 16:23, 列王紀上 16:24, 列王紀上 16:25–26, 列王紀上 16:27–28, 列王紀上 16:31–33, 列王紀上 16:34, 列王紀上 17:1, 列王紀上 17:1–19:21, 列王紀上 17:2–7, 列王紀上 17:9–11, 列王紀上 17:9–16, 列王紀上 17:12, 列王紀上 17:13–14, 列王紀上 17:15–16, 列王紀上 17:17, 列王紀上 17:17–24, 列王紀上 17:18, 列王紀上 17:19, 列王紀上 17:20, 列王紀上 17:21, 列王紀上 17:22–24, 列王紀上 18:2, 列王紀上 18:3–6, 列王紀上 18:4, 列王紀上 18:10, 列王紀上 18:12–15, 列王紀上 18:16–18, 列王紀上 18:19–20, 列王紀上 18:21, 列王紀上 18:22, 列王紀上 18:23–24, 列王紀上 18:27, 列王紀上 18:28–29, 列王紀上 18:31–32, 列王紀上 18:33–35, 列王紀上 18:36, 列王紀上 18:37, 列王紀上 18:38–39, 列王紀上 18:41–45, 列王紀上 18:46, 列王紀上 19:2, 列王紀上 19:3, 列王紀上 19:4, 列王紀上 19:5–7, 列王紀上 19:8, 列王紀上 19:9–10, 列王紀上 19:11–12, 列王紀上 19:13–14, 列王紀上 19:15–17, 列王紀上 19:18, 列王紀上 19:19, 列王紀上 19:19–21, 列王紀上 19:21, 列王紀上 20:1, 列王紀上 20:2–4, 列王紀上 20:7–9, 列王紀上 20:10–11, 列王紀上 20:12, 列王紀上 20:13–16, 列王紀上 20:13–34, 列王紀上 20:17, 列王紀上 20:20–22, 列王紀上 20:23, 列王紀上 20:24–25, 列王紀上 20:26, 列王紀上 20:27–30, 列王紀上 20:31, 列王紀上 20:32–33, 列王紀上 20:34, 列王紀上 20:35–43, 列王紀上 20:36, 列王紀上 20:42, 列王紀上 20:42–43, 列王紀上 21:1, 列王紀上 21:1–16, 列王紀上 21:2–3, 列王紀上 21:4, 列王紀上 21:7, 列王紀上 21:8–9, 列王紀上 21:10, 列王紀上 21:13–14, 列王紀上 21:17–22, 列王紀上 21:25–26, 列王紀上 21:27–29, 列王紀上 22:1, 列王紀上 22:2–4, 列王紀上 22:5–9, 列王紀上 22:10, 列王紀上 22:13–14, 列王紀上 22:15–16, 列王紀上 22:17, 列王紀上 22:19–23, 列王紀上 22:24–25, 列王紀上 22:29–33, 列王紀上 22:34–36, 列王紀上 22:37–38, 列王紀上 22:39–40, 列王紀上 22:41–50, 列王紀上 22:43–44, 列王紀上 22:46, 列王紀上 22:47, 列王紀上 22:48–49, 列王紀上 22:51–53</w:t>
       </w:r>
       <w:r>
         <w:rPr>

--- a/zht/docx/11.content.docx
+++ b/zht/docx/11.content.docx
@@ -150,19 +150,6 @@
           <w:lang w:val="zh_TW" w:bidi="zh_TW"/>
         </w:rPr>
         <w:t>1KI</w:t>
-      </w:r>
-      <w:r>
-        <w:rPr>
-          <w:lang w:val="zh_TW" w:bidi="zh_TW"/>
-        </w:rPr>
-      </w:r>
-    </w:p>
-    <w:p>
-      <w:pPr/>
-      <w:r>
-        <w:rPr>
-          <w:lang w:val="zh_TW" w:bidi="zh_TW"/>
-        </w:rPr>
       </w:r>
       <w:r>
         <w:rPr>

--- a/zht/docx/11.content.docx
+++ b/zht/docx/11.content.docx
@@ -19,7 +19,7 @@
         <w:rPr>
           <w:lang w:val="zh_TW" w:bidi="zh_TW"/>
         </w:rPr>
-        <w:t>Resource: 研讀筆記 (Tyndale)</w:t>
+        <w:t>Resource: Tyndale Open Study Notes</w:t>
       </w:r>
       <w:r>
         <w:rPr>
@@ -112,7 +112,7 @@
         <w:rPr>
           <w:lang w:val="zh_TW" w:bidi="zh_TW"/>
         </w:rPr>
-        <w:t>研讀筆記 (Tyndale)</w:t>
+        <w:t>Tyndale Open Study Notes</w:t>
       </w:r>
     </w:p>
     <w:p>

--- a/zht/docx/11.content.docx
+++ b/zht/docx/11.content.docx
@@ -19,7 +19,7 @@
         <w:rPr>
           <w:lang w:val="zh_TW" w:bidi="zh_TW"/>
         </w:rPr>
-        <w:t>Resource: Tyndale Open Study Notes</w:t>
+        <w:t>Resource: Aquifer Open Study Notes</w:t>
       </w:r>
       <w:r>
         <w:rPr>
@@ -112,7 +112,7 @@
         <w:rPr>
           <w:lang w:val="zh_TW" w:bidi="zh_TW"/>
         </w:rPr>
-        <w:t>Tyndale Open Study Notes</w:t>
+        <w:t>Aquifer Open Study Notes</w:t>
       </w:r>
     </w:p>
     <w:p>
